--- a/site/docs/localtranscript-scheda-it.docx
+++ b/site/docs/localtranscript-scheda-it.docx
@@ -308,7 +308,25 @@
         <w:pStyle w:val="BodyText"/>
       </w:pPr>
       <w:r>
-        <w:t xml:space="preserve">Tutti e tre i modelli sono contenuti nel pacchetto dell'applicazione.</w:t>
+        <w:t xml:space="preserve">Tutti e tre i modelli sono contenuti nel pacchetto dell'applicazione</w:t>
+      </w:r>
+      <w:r>
+        <w:t xml:space="preserve"> </w:t>
+      </w:r>
+      <w:r>
+        <w:t xml:space="preserve">(un altro modello whisper.cpp può essere collocato nella cartella</w:t>
+      </w:r>
+      <w:r>
+        <w:t xml:space="preserve"> </w:t>
+      </w:r>
+      <w:r>
+        <w:t xml:space="preserve">«Modelle» della libreria; non fa parte di questo elenco, e il giornale</w:t>
+      </w:r>
+      <w:r>
+        <w:t xml:space="preserve"> </w:t>
+      </w:r>
+      <w:r>
+        <w:t xml:space="preserve">di ogni trascrizione indica il modello usato).</w:t>
       </w:r>
       <w:r>
         <w:t xml:space="preserve"> </w:t>

--- a/site/docs/localtranscript-scheda-it.docx
+++ b/site/docs/localtranscript-scheda-it.docx
@@ -34,7 +34,7 @@
         <w:t xml:space="preserve"> </w:t>
       </w:r>
       <w:r>
-        <w:t xml:space="preserve">Stato al 10 settembre 2026, versione 2.2.0.</w:t>
+        <w:t xml:space="preserve">Stato al 11 settembre 2026, versione 2.3.0.</w:t>
       </w:r>
     </w:p>
     <w:bookmarkStart w:id="9" w:name="che-cosa-fa-lapp"/>
@@ -933,7 +933,7 @@
         <w:pStyle w:val="BlockText"/>
       </w:pPr>
       <w:r>
-        <w:t xml:space="preserve">Le registrazioni sono state trascritte con LocalTranscript 2.2.0</w:t>
+        <w:t xml:space="preserve">Le registrazioni sono state trascritte con LocalTranscript 2.3.0</w:t>
       </w:r>
       <w:r>
         <w:t xml:space="preserve"> </w:t>

--- a/site/docs/localtranscript-scheda-it.docx
+++ b/site/docs/localtranscript-scheda-it.docx
@@ -34,7 +34,7 @@
         <w:t xml:space="preserve"> </w:t>
       </w:r>
       <w:r>
-        <w:t xml:space="preserve">Stato al 11 settembre 2026, versione 2.3.0.</w:t>
+        <w:t xml:space="preserve">Stato al 11 settembre 2026, versione 2.4.0.</w:t>
       </w:r>
     </w:p>
     <w:bookmarkStart w:id="9" w:name="che-cosa-fa-lapp"/>
@@ -81,7 +81,25 @@
         <w:t xml:space="preserve"> </w:t>
       </w:r>
       <w:r>
-        <w:t xml:space="preserve">CSV, testo). Tutto avviene sul proprio Mac.</w:t>
+        <w:t xml:space="preserve">CSV, testo). Anche le registrazioni video (MP4/MOV) sono accettate: il</w:t>
+      </w:r>
+      <w:r>
+        <w:t xml:space="preserve"> </w:t>
+      </w:r>
+      <w:r>
+        <w:t xml:space="preserve">suono viene estratto, il video resta invariato con la trascrizione e</w:t>
+      </w:r>
+      <w:r>
+        <w:t xml:space="preserve"> </w:t>
+      </w:r>
+      <w:r>
+        <w:t xml:space="preserve">lascia il computer solo se lo si include esplicitamente nell'export</w:t>
+      </w:r>
+      <w:r>
+        <w:t xml:space="preserve"> </w:t>
+      </w:r>
+      <w:r>
+        <w:t xml:space="preserve">REFI-QDA. Tutto avviene sul proprio Mac.</w:t>
       </w:r>
     </w:p>
     <w:bookmarkEnd w:id="9"/>
@@ -933,7 +951,7 @@
         <w:pStyle w:val="BlockText"/>
       </w:pPr>
       <w:r>
-        <w:t xml:space="preserve">Le registrazioni sono state trascritte con LocalTranscript 2.3.0</w:t>
+        <w:t xml:space="preserve">Le registrazioni sono state trascritte con LocalTranscript 2.4.0</w:t>
       </w:r>
       <w:r>
         <w:t xml:space="preserve"> </w:t>

--- a/site/docs/localtranscript-scheda-it.docx
+++ b/site/docs/localtranscript-scheda-it.docx
@@ -34,7 +34,7 @@
         <w:t xml:space="preserve"> </w:t>
       </w:r>
       <w:r>
-        <w:t xml:space="preserve">Stato al 11 settembre 2026, versione 2.4.0.</w:t>
+        <w:t xml:space="preserve">Stato al 11 settembre 2026, versione 2.4.1.</w:t>
       </w:r>
     </w:p>
     <w:bookmarkStart w:id="9" w:name="che-cosa-fa-lapp"/>
@@ -951,7 +951,7 @@
         <w:pStyle w:val="BlockText"/>
       </w:pPr>
       <w:r>
-        <w:t xml:space="preserve">Le registrazioni sono state trascritte con LocalTranscript 2.4.0</w:t>
+        <w:t xml:space="preserve">Le registrazioni sono state trascritte con LocalTranscript 2.4.1</w:t>
       </w:r>
       <w:r>
         <w:t xml:space="preserve"> </w:t>

--- a/site/docs/localtranscript-scheda-it.docx
+++ b/site/docs/localtranscript-scheda-it.docx
@@ -34,7 +34,7 @@
         <w:t xml:space="preserve"> </w:t>
       </w:r>
       <w:r>
-        <w:t xml:space="preserve">Stato al 11 settembre 2026, versione 2.4.1.</w:t>
+        <w:t xml:space="preserve">Stato al 11 settembre 2026, versione 2.4.2.</w:t>
       </w:r>
     </w:p>
     <w:bookmarkStart w:id="9" w:name="che-cosa-fa-lapp"/>
@@ -951,7 +951,7 @@
         <w:pStyle w:val="BlockText"/>
       </w:pPr>
       <w:r>
-        <w:t xml:space="preserve">Le registrazioni sono state trascritte con LocalTranscript 2.4.1</w:t>
+        <w:t xml:space="preserve">Le registrazioni sono state trascritte con LocalTranscript 2.4.2</w:t>
       </w:r>
       <w:r>
         <w:t xml:space="preserve"> </w:t>

--- a/site/docs/localtranscript-scheda-it.docx
+++ b/site/docs/localtranscript-scheda-it.docx
@@ -34,7 +34,7 @@
         <w:t xml:space="preserve"> </w:t>
       </w:r>
       <w:r>
-        <w:t xml:space="preserve">Stato al 11 settembre 2026, versione 2.4.2.</w:t>
+        <w:t xml:space="preserve">Stato al 11 settembre 2026, versione 2.4.3.</w:t>
       </w:r>
     </w:p>
     <w:bookmarkStart w:id="9" w:name="che-cosa-fa-lapp"/>
@@ -951,7 +951,7 @@
         <w:pStyle w:val="BlockText"/>
       </w:pPr>
       <w:r>
-        <w:t xml:space="preserve">Le registrazioni sono state trascritte con LocalTranscript 2.4.2</w:t>
+        <w:t xml:space="preserve">Le registrazioni sono state trascritte con LocalTranscript 2.4.3</w:t>
       </w:r>
       <w:r>
         <w:t xml:space="preserve"> </w:t>

--- a/site/docs/localtranscript-scheda-it.docx
+++ b/site/docs/localtranscript-scheda-it.docx
@@ -34,7 +34,7 @@
         <w:t xml:space="preserve"> </w:t>
       </w:r>
       <w:r>
-        <w:t xml:space="preserve">Stato al 11 settembre 2026, versione 2.4.3.</w:t>
+        <w:t xml:space="preserve">Stato al 13 settembre 2026, versione 2.5.0.</w:t>
       </w:r>
     </w:p>
     <w:bookmarkStart w:id="9" w:name="che-cosa-fa-lapp"/>
@@ -282,7 +282,7 @@
               <w:pStyle w:val="Compact"/>
             </w:pPr>
             <w:r>
-              <w:t xml:space="preserve">SpeechBrain ECAPA-TDNN</w:t>
+              <w:t xml:space="preserve">SpeakerKit (pyannote community-1)</w:t>
             </w:r>
           </w:p>
         </w:tc>
@@ -293,7 +293,7 @@
               <w:pStyle w:val="Compact"/>
             </w:pPr>
             <w:r>
-              <w:t xml:space="preserve">Separazione dei parlanti: calcola profili vocali e li raggruppa per parlante</w:t>
+              <w:t xml:space="preserve">Separazione dei parlanti: riconosce i cambi di parlante, sovrapposizioni comprese, e raggruppa le voci</w:t>
             </w:r>
           </w:p>
         </w:tc>
@@ -304,7 +304,7 @@
               <w:pStyle w:val="Compact"/>
             </w:pPr>
             <w:r>
-              <w:t xml:space="preserve">Apache-2.0</w:t>
+              <w:t xml:space="preserve">modello pyannote community-1 (CC-BY-4.0), motore SpeakerKit di Argmax (MIT)</w:t>
             </w:r>
           </w:p>
         </w:tc>
@@ -315,7 +315,7 @@
               <w:pStyle w:val="Compact"/>
             </w:pPr>
             <w:r>
-              <w:t xml:space="preserve">in locale</w:t>
+              <w:t xml:space="preserve">in locale, sul Neural Engine del Mac</w:t>
             </w:r>
           </w:p>
         </w:tc>
@@ -951,7 +951,7 @@
         <w:pStyle w:val="BlockText"/>
       </w:pPr>
       <w:r>
-        <w:t xml:space="preserve">Le registrazioni sono state trascritte con LocalTranscript 2.4.3</w:t>
+        <w:t xml:space="preserve">Le registrazioni sono state trascritte con LocalTranscript 2.5.0</w:t>
       </w:r>
       <w:r>
         <w:t xml:space="preserve"> </w:t>
@@ -963,13 +963,13 @@
         <w:t xml:space="preserve"> </w:t>
       </w:r>
       <w:r>
-        <w:t xml:space="preserve">modello large-v3-turbo, separazione dei parlanti con SpeechBrain</w:t>
-      </w:r>
-      <w:r>
-        <w:t xml:space="preserve"> </w:t>
-      </w:r>
-      <w:r>
-        <w:t xml:space="preserve">ECAPA-TDNN) interamente in locale su un computer del gruppo di ricerca,</w:t>
+        <w:t xml:space="preserve">modello large-v3-turbo, separazione dei parlanti con pyannote</w:t>
+      </w:r>
+      <w:r>
+        <w:t xml:space="preserve"> </w:t>
+      </w:r>
+      <w:r>
+        <w:t xml:space="preserve">community-1) interamente in locale su un computer del gruppo di ricerca,</w:t>
       </w:r>
       <w:r>
         <w:t xml:space="preserve"> </w:t>

--- a/site/docs/localtranscript-scheda-it.docx
+++ b/site/docs/localtranscript-scheda-it.docx
@@ -304,7 +304,7 @@
               <w:pStyle w:val="Compact"/>
             </w:pPr>
             <w:r>
-              <w:t xml:space="preserve">modello pyannote community-1 (CC-BY-4.0), motore SpeakerKit di Argmax (MIT)</w:t>
+              <w:t xml:space="preserve">modello pyannote community-1 (CC BY 4.0), convertito in Core ML e quantizzato da Argmax; motore SpeakerKit di Argmax (MIT)</w:t>
             </w:r>
           </w:p>
         </w:tc>

--- a/site/docs/localtranscript-scheda-it.docx
+++ b/site/docs/localtranscript-scheda-it.docx
@@ -1025,7 +1025,19 @@
         <w:t xml:space="preserve">site/docs</w:t>
       </w:r>
       <w:r>
-        <w:t xml:space="preserve">). La scheda può essere usata e adattata liberamente.</w:t>
+        <w:t xml:space="preserve">). La scheda è pubblicata con licenza CC BY 4.0: uso e</w:t>
+      </w:r>
+      <w:r>
+        <w:t xml:space="preserve"> </w:t>
+      </w:r>
+      <w:r>
+        <w:t xml:space="preserve">adattamento liberi, anche commerciali, citando B/IAS e indicando le</w:t>
+      </w:r>
+      <w:r>
+        <w:t xml:space="preserve"> </w:t>
+      </w:r>
+      <w:r>
+        <w:t xml:space="preserve">modifiche.</w:t>
       </w:r>
     </w:p>
     <w:bookmarkEnd w:id="16"/>

--- a/site/docs/localtranscript-scheda-it.docx
+++ b/site/docs/localtranscript-scheda-it.docx
@@ -482,7 +482,7 @@
           <w:rPr>
             <w:rStyle w:val="Hyperlink"/>
           </w:rPr>
-          <w:t xml:space="preserve">https://github.com/BenPohlBasel/LocalTranscript</w:t>
+          <w:t xml:space="preserve">https://github.com/bias-city/LocalTranscript</w:t>
         </w:r>
       </w:hyperlink>
     </w:p>
@@ -1006,7 +1006,7 @@
           <w:rPr>
             <w:rStyle w:val="Hyperlink"/>
           </w:rPr>
-          <w:t xml:space="preserve">https://github.com/BenPohlBasel/LocalTranscript</w:t>
+          <w:t xml:space="preserve">https://github.com/bias-city/LocalTranscript</w:t>
         </w:r>
       </w:hyperlink>
       <w:r>
